--- a/landfill-orchestra/docx/story_direction.docx
+++ b/landfill-orchestra/docx/story_direction.docx
@@ -2515,7 +2515,7 @@
         <w:spacing w:after="60"/>
       </w:pPr>
       <w:r>
-        <w:t xml:space="preserve">화면 밖 목소리 `(E)`는 둥근 풍선의 꼬리를 소리 나는 쪽 화면 가장자리 밖으로 뺀다(콘티 2-013·2-021·2-024·2-042·2-046 등). 고함(2-042)은 들쭉날쭉 테두리. 합판 벽 너머 목소리는 꼬리를 벽 쪽으로 빼고(1-046 만석), 단면 화면에서 벽 너머 화자가 보이면 꼬리를 그 화자에게 둔다(1-047 동민). 전화·라디오·확성기 `(F)`는 톱니 테두리 풍선이다.</w:t>
+        <w:t xml:space="preserve">화면 밖 목소리 `(E)`는 둥근 풍선의 꼬리를 소리 나는 쪽 화면 가장자리 밖으로 뺀다(콘티 2-013·2-021·2-024·2-042·2-046 등). 고함(2-042)은 들쭉날쭉 테두리. 합판 벽 너머 목소리는 꼬리를 벽 쪽으로 빼고(1-046 만석), 단면 화면에서 벽 너머 화자가 보이면 꼬리를 그 화자에게 둔다(1-047 동민). 회상 화면 위에 얹는 지금 인물의 목소리(3-013 만석)는 꼬리 없는 사각 풍선으로 회상과 시간을 가른다. 전화·라디오·확성기 `(F)`는 톱니 테두리 풍선이다.</w:t>
       </w:r>
     </w:p>
     <w:p>
@@ -6776,7 +6776,7 @@
         <w:spacing w:after="60"/>
       </w:pPr>
       <w:r>
-        <w:t xml:space="preserve">사실: 빛 Insert(게시판): 흐린 겨울 낮. 천막 안: 저녁, 연탄난로 불빛과 천막 전구, 입김이 하얗게 · 대표 색 #9DB7C9/그림자 #3E4E66</w:t>
+        <w:t xml:space="preserve">사실: 빛 Insert(게시판): 흐린 겨울 낮. 천막 안: 저녁, 연탄난로 불빛과 천막 전구, 입김이 하얗게 · 대표 색 #A9B1B6/그림자 #3E4E66</w:t>
       </w:r>
     </w:p>
     <w:p>
@@ -6854,7 +6854,7 @@
         <w:spacing w:after="60"/>
       </w:pPr>
       <w:r>
-        <w:t xml:space="preserve">조명·색: Insert 게시판은 흐린 겨울 낮, 천막 안은 연탄난로 불빛과 전구, 하얀 입김이다. 대표 색 #9DB7C9는 소리 색 연청과 같은 값이라, 이 장면에서는 빛 띠·동심원 모양으로 쓰지 않는다.</w:t>
+        <w:t xml:space="preserve">조명·색: Insert 게시판은 흐린 겨울 낮, 천막 안은 연탄난로 불빛과 전구, 하얀 입김이다. 대표 색은 차가운 회청 #A9B1B6이다(소리 색 연청 #9DB7C9와 겹치지 않게 G10에서 바꿈). 연탄난로의 주황만 따뜻한 점으로 둔다.</w:t>
       </w:r>
     </w:p>
     <w:p>
@@ -9200,7 +9200,7 @@
         <w:spacing w:after="60"/>
       </w:pPr>
       <w:r>
-        <w:t xml:space="preserve">무음·여백: 무음 컷은 없고, 화면 밖 목소리 3-013 만석(E)·3-021 동민(E)의 둥근 풍선 꼬리는 소리 나는 쪽 화면 가장자리 밖으로 뺀다(3-021은 합판 벽 쪽 왼쪽 가장자리). 3-019는 콘티대로 말풍선 없이 '웅―'만 두고, 3-012는 은주의 '…….' 말풍선을 작게 두어 소리가 빠진 방을 보인다.</w:t>
+        <w:t xml:space="preserve">무음·여백: 무음 컷은 없고, 3-021 동민(E)의 둥근 풍선 꼬리는 합판 벽 쪽 왼쪽 가장자리 밖으로 빼고, 회상 위에 얹는 지금의 만석 목소리 3-013(E)은 꼬리 없는 사각 풍선(흰 바탕, 진갈색 테두리)으로 회상 화면과 시간을 가른다(1부 6절). 3-019는 콘티대로 말풍선 없이 '웅―'만 두고, 3-012는 은주의 '…….' 말풍선을 작게 두어 소리가 빠진 방을 보인다.</w:t>
       </w:r>
     </w:p>
     <w:p>

--- a/landfill-orchestra/docx/story_direction.docx
+++ b/landfill-orchestra/docx/story_direction.docx
@@ -2625,7 +2625,7 @@
         <w:spacing w:after="60"/>
       </w:pPr>
       <w:r>
-        <w:t xml:space="preserve">소리 색 컷 = 사운드: 주변음을 0.5초 동안 -15dB로 낮추고(덕킹) 그 소리만 남긴다. 화면 채도 60% 낮춤과 짝을 이룬다.</w:t>
+        <w:t xml:space="preserve">소리 색 컷 = 사운드: 주변음을 0.5초 동안 -15dB로 낮추고(덕킹) 그 소리만 남긴다. 화면 채도 60% 낮춤과 짝을 이룬다. 합주 중에는 연주를 끊지 않는다: 본선(3화 S#20~27)은 새 악기가 들어오는 샷에만 덕킹하고 앞 악기는 -6dB로 아래에 남긴다. 채도를 그대로 두고 빛 점만 띄우는 리허설 합주(3-042)는 덕킹 없이 새 악기만 0.5초 +3dB.</w:t>
       </w:r>
     </w:p>
     <w:p>
@@ -2651,7 +2651,7 @@
         <w:spacing w:after="60"/>
       </w:pPr>
       <w:r>
-        <w:t xml:space="preserve">무음 칸 = 1~2초의 완전 무음(앰비언스까지 끈다). 2화 S#29는 앰비언스와 아주 먼 `똑. 똑.`만 남긴다(은주 쪽 소리는 없다).</w:t>
+        <w:t xml:space="preserve">무음 칸 = 1~2초의 완전 무음(앰비언스까지 끈다). 완전 무음은 무음 칸 4곳과 무음 정점 3-100(1초)·3-117(2초)뿐이고, 그 밖의 웹툰 `(무음)`·대본 `SE: 없음`은 룸톤 -30dB 안팎의 '거의 무음'이다. 2화 S#29는 은주 쪽 앰비언스까지 끄고 아주 먼 `똑. 똑.`만 남긴다(-30dB, 고역 깎음).</w:t>
       </w:r>
     </w:p>
     <w:p>

--- a/landfill-orchestra/docx/story_direction.docx
+++ b/landfill-orchestra/docx/story_direction.docx
@@ -2651,7 +2651,7 @@
         <w:spacing w:after="60"/>
       </w:pPr>
       <w:r>
-        <w:t xml:space="preserve">무음 칸 = 1~2초의 완전 무음(앰비언스까지 끈다). 완전 무음은 무음 칸 4곳과 무음 정점 3-100(1초)·3-117(2초)뿐이고, 그 밖의 웹툰 `(무음)`·대본 `SE: 없음`은 룸톤 -30dB 안팎의 '거의 무음'이다. 2화 S#29는 은주 쪽 앰비언스까지 끄고 아주 먼 `똑. 똑.`만 남긴다(-30dB, 고역 깎음).</w:t>
+        <w:t xml:space="preserve">무음 칸 = 1~2초의 완전 무음(앰비언스까지 끈다). 완전 무음은 무음 칸 4곳과 무음 정점 3-100(1초)·3-117(2초), 2화 S#29 전체(아주 먼 `똑. 똑.`만), 회차 시작 타이틀 블랙뿐이고, 그 밖의 웹툰 `(무음)`·대본 `SE: 없음`은 룸톤 -30dB 안팎의 '거의 무음'이다. 2화 S#29는 은주 쪽 앰비언스까지 끄고 아주 먼 `똑. 똑.`만 남긴다(-30dB, 고역 깎음).</w:t>
       </w:r>
     </w:p>
     <w:p>
